--- a/public/assets/template/docx/surat_pengantar_nikah_wanita_473.docx
+++ b/public/assets/template/docx/surat_pengantar_nikah_wanita_473.docx
@@ -63,23 +63,23 @@
         <w:pStyle w:val="BodyText"/>
       </w:pPr>
       <w:r>
-        <w:t xml:space="preserve">KANTOR DESA / KALURAHAN : $NAMA_DES</w:t>
-      </w:r>
-    </w:p>
-    <w:p>
-      <w:pPr>
-        <w:pStyle w:val="BodyText"/>
-      </w:pPr>
-      <w:r>
-        <w:t xml:space="preserve">KECAMATAN / KAPANEWON : $NAMA_KEC</w:t>
-      </w:r>
-    </w:p>
-    <w:p>
-      <w:pPr>
-        <w:pStyle w:val="BodyText"/>
-      </w:pPr>
-      <w:r>
-        <w:t xml:space="preserve">KABUPATEN / KOTA : $NAMA_KAB</w:t>
+        <w:t xml:space="preserve">KANTOR DESA / KALURAHAN : ${NAMA_DES}</w:t>
+      </w:r>
+    </w:p>
+    <w:p>
+      <w:pPr>
+        <w:pStyle w:val="BodyText"/>
+      </w:pPr>
+      <w:r>
+        <w:t xml:space="preserve">KECAMATAN / KAPANEWON : ${NAMA_KEC}</w:t>
+      </w:r>
+    </w:p>
+    <w:p>
+      <w:pPr>
+        <w:pStyle w:val="BodyText"/>
+      </w:pPr>
+      <w:r>
+        <w:t xml:space="preserve">KABUPATEN / KOTA : ${NAMA_KAB}</w:t>
       </w:r>
     </w:p>
     <w:p>
@@ -99,7 +99,7 @@
         <w:pStyle w:val="BodyText"/>
       </w:pPr>
       <w:r>
-        <w:t xml:space="preserve">Nomor : $NOMOR_SURAT /$KODE_DESA /$TAHUN</w:t>
+        <w:t xml:space="preserve">Nomor : ${NOMOR_SURAT} /${KODE_DESA} /${TAHUN}</w:t>
       </w:r>
     </w:p>
     <w:p>
@@ -128,7 +128,7 @@
           <w:b/>
           <w:bCs/>
         </w:rPr>
-        <w:t xml:space="preserve">$NAMA</w:t>
+        <w:t xml:space="preserve">${NAMA}</w:t>
       </w:r>
     </w:p>
     <w:p>
@@ -139,7 +139,7 @@
         </w:numPr>
       </w:pPr>
       <w:r>
-        <w:t xml:space="preserve">Nomor Induk Kependudukan (NIK) : $NIK</w:t>
+        <w:t xml:space="preserve">Nomor Induk Kependudukan (NIK) : ${NIK}</w:t>
       </w:r>
     </w:p>
     <w:p>
@@ -150,7 +150,7 @@
         </w:numPr>
       </w:pPr>
       <w:r>
-        <w:t xml:space="preserve">Jenis Kelamin : $SEX</w:t>
+        <w:t xml:space="preserve">Jenis Kelamin : ${SEX}</w:t>
       </w:r>
     </w:p>
     <w:p>
@@ -161,7 +161,7 @@
         </w:numPr>
       </w:pPr>
       <w:r>
-        <w:t xml:space="preserve">Tempat dan tanggal lahir : $TTL</w:t>
+        <w:t xml:space="preserve">Tempat dan tanggal lahir : ${TTL}</w:t>
       </w:r>
     </w:p>
     <w:p>
@@ -172,7 +172,7 @@
         </w:numPr>
       </w:pPr>
       <w:r>
-        <w:t xml:space="preserve">Kewarganegaraan : $WARGA_NEGARA</w:t>
+        <w:t xml:space="preserve">Kewarganegaraan : ${WARGA_NEGARA}</w:t>
       </w:r>
     </w:p>
     <w:p>
@@ -183,7 +183,7 @@
         </w:numPr>
       </w:pPr>
       <w:r>
-        <w:t xml:space="preserve">Agama : $AGAMA</w:t>
+        <w:t xml:space="preserve">Agama : ${AGAMA}</w:t>
       </w:r>
     </w:p>
     <w:p>
@@ -194,7 +194,7 @@
         </w:numPr>
       </w:pPr>
       <w:r>
-        <w:t xml:space="preserve">Pekerjaan : $PEKERJAAN</w:t>
+        <w:t xml:space="preserve">Pekerjaan : ${PEKERJAAN}</w:t>
       </w:r>
     </w:p>
     <w:p>
@@ -205,7 +205,7 @@
         </w:numPr>
       </w:pPr>
       <w:r>
-        <w:t xml:space="preserve">Alamat : $ALAMAT Kalurahan $NAMA_DES, Kapanewon $NAMA_KEC, Kabupaten $NAMA_KAB</w:t>
+        <w:t xml:space="preserve">Alamat : ${ALAMAT} Kalurahan ${NAMA_DES}, Kapanewon ${NAMA_KEC}, Kabupaten ${NAMA_KAB}</w:t>
       </w:r>
     </w:p>
     <w:p>
@@ -246,7 +246,7 @@
         </w:numPr>
       </w:pPr>
       <w:r>
-        <w:t xml:space="preserve">Perempuan : Perawan, Janda : $WANITA_STATUS</w:t>
+        <w:t xml:space="preserve">Perempuan : Perawan, Janda : ${WANITA_STATUS}</w:t>
       </w:r>
     </w:p>
     <w:p>
@@ -265,7 +265,7 @@
         </w:numPr>
       </w:pPr>
       <w:r>
-        <w:t xml:space="preserve">Nama lengkap dan alias : $AYAH_NAMA</w:t>
+        <w:t xml:space="preserve">Nama lengkap dan alias : ${AYAH_NAMA}</w:t>
       </w:r>
     </w:p>
     <w:p>
@@ -276,7 +276,7 @@
         </w:numPr>
       </w:pPr>
       <w:r>
-        <w:t xml:space="preserve">Nomor Induk Kependudukan (NIK) : $AYAH_NIK</w:t>
+        <w:t xml:space="preserve">Nomor Induk Kependudukan (NIK) : ${AYAH_NIK}</w:t>
       </w:r>
     </w:p>
     <w:p>
@@ -287,7 +287,7 @@
         </w:numPr>
       </w:pPr>
       <w:r>
-        <w:t xml:space="preserve">Tempat dan Tanggal lahir : $AYAH_TTL</w:t>
+        <w:t xml:space="preserve">Tempat dan Tanggal lahir : ${AYAH_TTL}</w:t>
       </w:r>
     </w:p>
     <w:p>
@@ -298,7 +298,7 @@
         </w:numPr>
       </w:pPr>
       <w:r>
-        <w:t xml:space="preserve">Kewarganegaraan : $AYAH_WARGA_NEGARA</w:t>
+        <w:t xml:space="preserve">Kewarganegaraan : ${AYAH_WARGA_NEGARA}</w:t>
       </w:r>
     </w:p>
     <w:p>
@@ -309,7 +309,7 @@
         </w:numPr>
       </w:pPr>
       <w:r>
-        <w:t xml:space="preserve">Agama : $AYAH_AGAMA</w:t>
+        <w:t xml:space="preserve">Agama : ${AYAH_AGAMA}</w:t>
       </w:r>
     </w:p>
     <w:p>
@@ -320,7 +320,7 @@
         </w:numPr>
       </w:pPr>
       <w:r>
-        <w:t xml:space="preserve">Pekerjaan : $AYAH_PEKERJAAN</w:t>
+        <w:t xml:space="preserve">Pekerjaan : ${AYAH_PEKERJAAN}</w:t>
       </w:r>
     </w:p>
     <w:p>
@@ -331,7 +331,7 @@
         </w:numPr>
       </w:pPr>
       <w:r>
-        <w:t xml:space="preserve">Alamat : $AYAH_ALAMAT Kalurahan $NAMA_DES, Kapanewon $NAMA_KEC, Kabupaten $NAMA_KAB</w:t>
+        <w:t xml:space="preserve">Alamat : ${AYAH_ALAMAT} Kalurahan ${NAMA_DES}, Kapanewon ${NAMA_KEC}, Kabupaten ${NAMA_KAB}</w:t>
       </w:r>
     </w:p>
     <w:p>
@@ -350,7 +350,7 @@
         </w:numPr>
       </w:pPr>
       <w:r>
-        <w:t xml:space="preserve">Nama lengkap dan alias : $IBU_NAMA</w:t>
+        <w:t xml:space="preserve">Nama lengkap dan alias : ${IBU_NAMA}</w:t>
       </w:r>
     </w:p>
     <w:p>
@@ -361,7 +361,7 @@
         </w:numPr>
       </w:pPr>
       <w:r>
-        <w:t xml:space="preserve">Nomor Induk Kependudukan (NIK) : $IBU_NIK</w:t>
+        <w:t xml:space="preserve">Nomor Induk Kependudukan (NIK) : ${IBU_NIK}</w:t>
       </w:r>
     </w:p>
     <w:p>
@@ -372,7 +372,7 @@
         </w:numPr>
       </w:pPr>
       <w:r>
-        <w:t xml:space="preserve">Tempat dan Tanggal lahir : $IBU_TTL</w:t>
+        <w:t xml:space="preserve">Tempat dan Tanggal lahir : ${IBU_TTL}</w:t>
       </w:r>
     </w:p>
     <w:p>
@@ -383,7 +383,7 @@
         </w:numPr>
       </w:pPr>
       <w:r>
-        <w:t xml:space="preserve">Kewarganegaraan : $IBU_WARGA_NEGARA</w:t>
+        <w:t xml:space="preserve">Kewarganegaraan : ${IBU_WARGA_NEGARA}</w:t>
       </w:r>
     </w:p>
     <w:p>
@@ -394,7 +394,7 @@
         </w:numPr>
       </w:pPr>
       <w:r>
-        <w:t xml:space="preserve">Agama : $IBU_AGAMA</w:t>
+        <w:t xml:space="preserve">Agama : ${IBU_AGAMA}</w:t>
       </w:r>
     </w:p>
     <w:p>
@@ -405,7 +405,7 @@
         </w:numPr>
       </w:pPr>
       <w:r>
-        <w:t xml:space="preserve">Pekerjaan : $IBU_PEKERJAAN</w:t>
+        <w:t xml:space="preserve">Pekerjaan : ${IBU_PEKERJAAN}</w:t>
       </w:r>
     </w:p>
     <w:p>
@@ -416,7 +416,7 @@
         </w:numPr>
       </w:pPr>
       <w:r>
-        <w:t xml:space="preserve">Alamat : $IBU_ALAMAT Kalurahan $NAMA_DES, Kapanewon $NAMA_KEC, Kabupaten $NAMA_KAB</w:t>
+        <w:t xml:space="preserve">Alamat : ${IBU_ALAMAT} Kalurahan ${NAMA_DES}, Kapanewon ${NAMA_KEC}, Kabupaten ${NAMA_KAB}</w:t>
       </w:r>
     </w:p>
     <w:p>
@@ -432,23 +432,23 @@
         <w:pStyle w:val="BodyText"/>
       </w:pPr>
       <w:r>
-        <w:t xml:space="preserve">$NAMA_DES, $TGL_SURAT</w:t>
-      </w:r>
-    </w:p>
-    <w:p>
-      <w:pPr>
-        <w:pStyle w:val="BodyText"/>
-      </w:pPr>
-      <w:r>
-        <w:t xml:space="preserve">$JABATAN $NAMA_DES</w:t>
-      </w:r>
-    </w:p>
-    <w:p>
-      <w:pPr>
-        <w:pStyle w:val="BodyText"/>
-      </w:pPr>
-      <w:r>
-        <w:t xml:space="preserve">$NAMA_PAMONG</w:t>
+        <w:t xml:space="preserve">${NAMA_DES}, ${TGL_SURAT}</w:t>
+      </w:r>
+    </w:p>
+    <w:p>
+      <w:pPr>
+        <w:pStyle w:val="BodyText"/>
+      </w:pPr>
+      <w:r>
+        <w:t xml:space="preserve">${JABATAN} ${NAMA_DES}</w:t>
+      </w:r>
+    </w:p>
+    <w:p>
+      <w:pPr>
+        <w:pStyle w:val="BodyText"/>
+      </w:pPr>
+      <w:r>
+        <w:t xml:space="preserve">${NAMA_PAMONG}</w:t>
       </w:r>
     </w:p>
     <w:p>
@@ -504,7 +504,7 @@
         <w:pStyle w:val="BodyText"/>
       </w:pPr>
       <w:r>
-        <w:t xml:space="preserve">Perihal : Permohonan kehendak nikah $NAMA_DES, $TGL_SURAT</w:t>
+        <w:t xml:space="preserve">Perihal : Permohonan kehendak nikah ${NAMA_DES}, ${TGL_SURAT}</w:t>
       </w:r>
     </w:p>
     <w:p>
@@ -520,7 +520,7 @@
         <w:pStyle w:val="BodyText"/>
       </w:pPr>
       <w:r>
-        <w:t xml:space="preserve">Kepala KUA Kecamatan / Kapanewon / PPN LN $NAMA_KEC</w:t>
+        <w:t xml:space="preserve">Kepala KUA Kecamatan / Kapanewon / PPN LN ${NAMA_KEC}</w:t>
       </w:r>
     </w:p>
     <w:p>
@@ -544,31 +544,31 @@
         <w:pStyle w:val="BodyText"/>
       </w:pPr>
       <w:r>
-        <w:t xml:space="preserve">Calon suami : $NAMA_CALON</w:t>
-      </w:r>
-    </w:p>
-    <w:p>
-      <w:pPr>
-        <w:pStyle w:val="BodyText"/>
-      </w:pPr>
-      <w:r>
-        <w:t xml:space="preserve">Calon istri : $NAMA</w:t>
-      </w:r>
-    </w:p>
-    <w:p>
-      <w:pPr>
-        <w:pStyle w:val="BodyText"/>
-      </w:pPr>
-      <w:r>
-        <w:t xml:space="preserve">Hari/Tanggal/Jam : $HARI_NIKAH, $TGL_NIKAH, Pukul $JAM_NIKAH WIB</w:t>
-      </w:r>
-    </w:p>
-    <w:p>
-      <w:pPr>
-        <w:pStyle w:val="BodyText"/>
-      </w:pPr>
-      <w:r>
-        <w:t xml:space="preserve">Tempat akad nikah : $TPT_NIKAH</w:t>
+        <w:t xml:space="preserve">Calon suami : ${NAMA_CALON}</w:t>
+      </w:r>
+    </w:p>
+    <w:p>
+      <w:pPr>
+        <w:pStyle w:val="BodyText"/>
+      </w:pPr>
+      <w:r>
+        <w:t xml:space="preserve">Calon istri : ${NAMA}</w:t>
+      </w:r>
+    </w:p>
+    <w:p>
+      <w:pPr>
+        <w:pStyle w:val="BodyText"/>
+      </w:pPr>
+      <w:r>
+        <w:t xml:space="preserve">Hari/Tanggal/Jam : ${HARI_NIKAH}, ${TGL_NIKAH}, Pukul ${JAM_NIKAH} WIB</w:t>
+      </w:r>
+    </w:p>
+    <w:p>
+      <w:pPr>
+        <w:pStyle w:val="BodyText"/>
+      </w:pPr>
+      <w:r>
+        <w:t xml:space="preserve">Tempat akad nikah : ${TPT_NIKAH}</w:t>
       </w:r>
     </w:p>
     <w:p>
@@ -801,7 +801,7 @@
         </w:numPr>
       </w:pPr>
       <w:r>
-        <w:t xml:space="preserve">Nama lengkap dan alias : $NAMA_CALON</w:t>
+        <w:t xml:space="preserve">Nama lengkap dan alias : ${NAMA_CALON}</w:t>
       </w:r>
     </w:p>
     <w:p>
@@ -812,7 +812,7 @@
         </w:numPr>
       </w:pPr>
       <w:r>
-        <w:t xml:space="preserve">Bin : $BINTI</w:t>
+        <w:t xml:space="preserve">Bin : ${BINTI}</w:t>
       </w:r>
     </w:p>
     <w:p>
@@ -823,7 +823,7 @@
         </w:numPr>
       </w:pPr>
       <w:r>
-        <w:t xml:space="preserve">Nomor Induk Kependudukan : $NIK_CALON</w:t>
+        <w:t xml:space="preserve">Nomor Induk Kependudukan : ${NIK_CALON}</w:t>
       </w:r>
     </w:p>
     <w:p>
@@ -834,7 +834,7 @@
         </w:numPr>
       </w:pPr>
       <w:r>
-        <w:t xml:space="preserve">Tempat dan tanggal lahir : $TPT_LAHIR_CALON, $TGL_LAHIR_CALON</w:t>
+        <w:t xml:space="preserve">Tempat dan tanggal lahir : ${TPT_LAHIR_CALON}, ${TGL_LAHIR_CALON}</w:t>
       </w:r>
     </w:p>
     <w:p>
@@ -845,7 +845,7 @@
         </w:numPr>
       </w:pPr>
       <w:r>
-        <w:t xml:space="preserve">Warganegara : $WARGA_NEGARA_CALON</w:t>
+        <w:t xml:space="preserve">Warganegara : ${WARGA_NEGARA_CALON}</w:t>
       </w:r>
     </w:p>
     <w:p>
@@ -856,7 +856,7 @@
         </w:numPr>
       </w:pPr>
       <w:r>
-        <w:t xml:space="preserve">Agama : $AGAMA_CALON</w:t>
+        <w:t xml:space="preserve">Agama : ${AGAMA_CALON}</w:t>
       </w:r>
     </w:p>
     <w:p>
@@ -867,7 +867,7 @@
         </w:numPr>
       </w:pPr>
       <w:r>
-        <w:t xml:space="preserve">Pekerjaan : $KERJA_CALON</w:t>
+        <w:t xml:space="preserve">Pekerjaan : ${KERJA_CALON}</w:t>
       </w:r>
     </w:p>
     <w:p>
@@ -878,7 +878,7 @@
         </w:numPr>
       </w:pPr>
       <w:r>
-        <w:t xml:space="preserve">Tempat tinggal : $ALAMAT_CALON</w:t>
+        <w:t xml:space="preserve">Tempat tinggal : ${ALAMAT_CALON}</w:t>
       </w:r>
     </w:p>
     <w:p>
@@ -900,7 +900,7 @@
         </w:numPr>
       </w:pPr>
       <w:r>
-        <w:t xml:space="preserve">Nama lengkap dan alias : $NAMA</w:t>
+        <w:t xml:space="preserve">Nama lengkap dan alias : ${NAMA}</w:t>
       </w:r>
     </w:p>
     <w:p>
@@ -911,7 +911,7 @@
         </w:numPr>
       </w:pPr>
       <w:r>
-        <w:t xml:space="preserve">Binti : $NAMA_AYAH</w:t>
+        <w:t xml:space="preserve">Binti : ${NAMA_AYAH}</w:t>
       </w:r>
     </w:p>
     <w:p>
@@ -922,7 +922,7 @@
         </w:numPr>
       </w:pPr>
       <w:r>
-        <w:t xml:space="preserve">Nomor Induk Kependudukan : $NIK</w:t>
+        <w:t xml:space="preserve">Nomor Induk Kependudukan : ${NIK}</w:t>
       </w:r>
     </w:p>
     <w:p>
@@ -933,7 +933,7 @@
         </w:numPr>
       </w:pPr>
       <w:r>
-        <w:t xml:space="preserve">Tempat dan tanggal lahir : $TTL</w:t>
+        <w:t xml:space="preserve">Tempat dan tanggal lahir : ${TTL}</w:t>
       </w:r>
     </w:p>
     <w:p>
@@ -944,7 +944,7 @@
         </w:numPr>
       </w:pPr>
       <w:r>
-        <w:t xml:space="preserve">Warganegara : $WARGA_NEGARA</w:t>
+        <w:t xml:space="preserve">Warganegara : ${WARGA_NEGARA}</w:t>
       </w:r>
     </w:p>
     <w:p>
@@ -955,7 +955,7 @@
         </w:numPr>
       </w:pPr>
       <w:r>
-        <w:t xml:space="preserve">Agama : $AGAMA</w:t>
+        <w:t xml:space="preserve">Agama : ${AGAMA}</w:t>
       </w:r>
     </w:p>
     <w:p>
@@ -966,7 +966,7 @@
         </w:numPr>
       </w:pPr>
       <w:r>
-        <w:t xml:space="preserve">Pekerjaan : $PEKERJAAN</w:t>
+        <w:t xml:space="preserve">Pekerjaan : ${PEKERJAAN}</w:t>
       </w:r>
     </w:p>
     <w:p>
@@ -977,7 +977,7 @@
         </w:numPr>
       </w:pPr>
       <w:r>
-        <w:t xml:space="preserve">Tempat tinggal : $ALAMAT Kalurahan $NAMA_DES, Kapanewon $NAMA_KEC, Kabupaten $NAMA_KAB</w:t>
+        <w:t xml:space="preserve">Tempat tinggal : ${ALAMAT} Kalurahan ${NAMA_DES}, Kapanewon ${NAMA_KEC}, Kabupaten ${NAMA_KAB}</w:t>
       </w:r>
     </w:p>
     <w:p>
@@ -1001,7 +1001,7 @@
         <w:pStyle w:val="BodyText"/>
       </w:pPr>
       <w:r>
-        <w:t xml:space="preserve">$NAMA_DES, $TGL_SURAT</w:t>
+        <w:t xml:space="preserve">${NAMA_DES}, ${TGL_SURAT}</w:t>
       </w:r>
     </w:p>
     <w:p>
@@ -1017,7 +1017,7 @@
         <w:pStyle w:val="BodyText"/>
       </w:pPr>
       <w:r>
-        <w:t xml:space="preserve">$NAMA_CALON $NAMA</w:t>
+        <w:t xml:space="preserve">${NAMA_CALON} ${NAMA}</w:t>
       </w:r>
     </w:p>
     <w:p>
@@ -1075,15 +1075,15 @@
         <w:pStyle w:val="BodyText"/>
       </w:pPr>
       <w:r>
-        <w:t xml:space="preserve">KABUPATEN $NAMA_KAB</w:t>
-      </w:r>
-    </w:p>
-    <w:p>
-      <w:pPr>
-        <w:pStyle w:val="BodyText"/>
-      </w:pPr>
-      <w:r>
-        <w:t xml:space="preserve">KAPANEWON $NAMA_KEC</w:t>
+        <w:t xml:space="preserve">KABUPATEN ${NAMA_KAB}</w:t>
+      </w:r>
+    </w:p>
+    <w:p>
+      <w:pPr>
+        <w:pStyle w:val="BodyText"/>
+      </w:pPr>
+      <w:r>
+        <w:t xml:space="preserve">KAPANEWON ${NAMA_KEC}</w:t>
       </w:r>
     </w:p>
     <w:p>
@@ -1095,15 +1095,15 @@
           <w:b/>
           <w:bCs/>
         </w:rPr>
-        <w:t xml:space="preserve">PEMERINTAH KALURAHAN $NAMA_DES</w:t>
-      </w:r>
-    </w:p>
-    <w:p>
-      <w:pPr>
-        <w:pStyle w:val="BodyText"/>
-      </w:pPr>
-      <w:r>
-        <w:t xml:space="preserve">$NAMA_DESA_JAWA</w:t>
+        <w:t xml:space="preserve">PEMERINTAH KALURAHAN ${NAMA_DES}</w:t>
+      </w:r>
+    </w:p>
+    <w:p>
+      <w:pPr>
+        <w:pStyle w:val="BodyText"/>
+      </w:pPr>
+      <w:r>
+        <w:t xml:space="preserve">${NAMA_DESA_JAWA}</w:t>
       </w:r>
       <w:r>
         <w:drawing>
@@ -1154,15 +1154,15 @@
         <w:pStyle w:val="BodyText"/>
       </w:pPr>
       <w:r>
-        <w:t xml:space="preserve">$ALAMAT_DES</w:t>
-      </w:r>
-    </w:p>
-    <w:p>
-      <w:pPr>
-        <w:pStyle w:val="BodyText"/>
-      </w:pPr>
-      <w:r>
-        <w:t xml:space="preserve">Posel : $ALAMAT_MAIL</w:t>
+        <w:t xml:space="preserve">${ALAMAT_DES}</w:t>
+      </w:r>
+    </w:p>
+    <w:p>
+      <w:pPr>
+        <w:pStyle w:val="BodyText"/>
+      </w:pPr>
+      <w:r>
+        <w:t xml:space="preserve">Posel : ${ALAMAT_MAIL}</w:t>
       </w:r>
     </w:p>
     <w:p>
@@ -1181,15 +1181,15 @@
         <w:pStyle w:val="FirstParagraph"/>
       </w:pPr>
       <w:r>
-        <w:t xml:space="preserve">Nomor : $NOMOR_SURAT /$KODE_DESA /$TAHUN</w:t>
-      </w:r>
-    </w:p>
-    <w:p>
-      <w:pPr>
-        <w:pStyle w:val="BodyText"/>
-      </w:pPr>
-      <w:r>
-        <w:t xml:space="preserve">Yang bertanda tangan di bawah ini, Lurah $NAMA_DES,</w:t>
+        <w:t xml:space="preserve">Nomor : ${NOMOR_SURAT} /${KODE_DESA} /${TAHUN}</w:t>
+      </w:r>
+    </w:p>
+    <w:p>
+      <w:pPr>
+        <w:pStyle w:val="BodyText"/>
+      </w:pPr>
+      <w:r>
+        <w:t xml:space="preserve">Yang bertanda tangan di bawah ini, Lurah ${NAMA_DES},</w:t>
       </w:r>
       <w:r>
         <w:t xml:space="preserve"> </w:t>
@@ -1200,7 +1200,7 @@
       </w:r>
       <w:bookmarkEnd w:id="16"/>
       <w:r>
-        <w:t xml:space="preserve">apanewon $NAMA_KEC, Kabupaten $NAMA_KAB, menerangkan dengan sebenarnya bahwa :</w:t>
+        <w:t xml:space="preserve">apanewon ${NAMA_KEC}, Kabupaten ${NAMA_KAB}, menerangkan dengan sebenarnya bahwa :</w:t>
       </w:r>
     </w:p>
     <w:p>
@@ -1221,7 +1221,7 @@
           <w:b/>
           <w:bCs/>
         </w:rPr>
-        <w:t xml:space="preserve">$NAMA</w:t>
+        <w:t xml:space="preserve">${NAMA}</w:t>
       </w:r>
     </w:p>
     <w:p>
@@ -1232,7 +1232,7 @@
         </w:numPr>
       </w:pPr>
       <w:r>
-        <w:t xml:space="preserve">Binti : $AYAH_NAMA</w:t>
+        <w:t xml:space="preserve">Binti : ${AYAH_NAMA}</w:t>
       </w:r>
     </w:p>
     <w:p>
@@ -1243,7 +1243,7 @@
         </w:numPr>
       </w:pPr>
       <w:r>
-        <w:t xml:space="preserve">NIK : $NO_KTP</w:t>
+        <w:t xml:space="preserve">NIK : ${NO_KTP}</w:t>
       </w:r>
     </w:p>
     <w:p>
@@ -1254,7 +1254,7 @@
         </w:numPr>
       </w:pPr>
       <w:r>
-        <w:t xml:space="preserve">Tempat/tanggal lahir : $TTL</w:t>
+        <w:t xml:space="preserve">Tempat/tanggal lahir : ${TTL}</w:t>
       </w:r>
     </w:p>
     <w:p>
@@ -1265,7 +1265,7 @@
         </w:numPr>
       </w:pPr>
       <w:r>
-        <w:t xml:space="preserve">Jenis Kelamin : $SEX</w:t>
+        <w:t xml:space="preserve">Jenis Kelamin : ${SEX}</w:t>
       </w:r>
     </w:p>
     <w:p>
@@ -1276,7 +1276,7 @@
         </w:numPr>
       </w:pPr>
       <w:r>
-        <w:t xml:space="preserve">Setatus Perkawinan : $STATUS_KAWIN</w:t>
+        <w:t xml:space="preserve">Setatus Perkawinan : ${STATUS_KAWIN}</w:t>
       </w:r>
     </w:p>
     <w:p>
@@ -1287,7 +1287,7 @@
         </w:numPr>
       </w:pPr>
       <w:r>
-        <w:t xml:space="preserve">Agama : $AGAMA</w:t>
+        <w:t xml:space="preserve">Agama : ${AGAMA}</w:t>
       </w:r>
     </w:p>
     <w:p>
@@ -1298,7 +1298,7 @@
         </w:numPr>
       </w:pPr>
       <w:r>
-        <w:t xml:space="preserve">Alamat : $ALAMAT Kalurahan $NAMA_DES, Kapanewon $NAMA_KEC, Kabupaten $NAMA_KAB</w:t>
+        <w:t xml:space="preserve">Alamat : ${ALAMAT} Kalurahan ${NAMA_DES}, Kapanewon ${NAMA_KEC}, Kabupaten ${NAMA_KAB}</w:t>
       </w:r>
     </w:p>
     <w:p>
@@ -1306,7 +1306,7 @@
         <w:pStyle w:val="FirstParagraph"/>
       </w:pPr>
       <w:r>
-        <w:t xml:space="preserve">Bahwa orang tersebut diatas benar-benar warga kalurahan $NAMA_DES, Kapanewon $NAMA_KEC, Kabupaten $NAMA_KAB dan akan melaksanakan pernikahan dengan seorang laki-laki :</w:t>
+        <w:t xml:space="preserve">Bahwa orang tersebut diatas benar-benar warga kalurahan ${NAMA_DES}, Kapanewon ${NAMA_KEC}, Kabupaten ${NAMA_KAB} dan akan melaksanakan pernikahan dengan seorang laki-laki :</w:t>
       </w:r>
     </w:p>
     <w:p>
@@ -1317,7 +1317,7 @@
         </w:numPr>
       </w:pPr>
       <w:r>
-        <w:t xml:space="preserve">Nama lengkap : $NAMA_CALON</w:t>
+        <w:t xml:space="preserve">Nama lengkap : ${NAMA_CALON}</w:t>
       </w:r>
     </w:p>
     <w:p>
@@ -1328,7 +1328,7 @@
         </w:numPr>
       </w:pPr>
       <w:r>
-        <w:t xml:space="preserve">Bin : $BINTI</w:t>
+        <w:t xml:space="preserve">Bin : ${BINTI}</w:t>
       </w:r>
     </w:p>
     <w:p>
@@ -1339,7 +1339,7 @@
         </w:numPr>
       </w:pPr>
       <w:r>
-        <w:t xml:space="preserve">NIK : $NIK_CALON</w:t>
+        <w:t xml:space="preserve">NIK : ${NIK_CALON}</w:t>
       </w:r>
     </w:p>
     <w:p>
@@ -1350,7 +1350,7 @@
         </w:numPr>
       </w:pPr>
       <w:r>
-        <w:t xml:space="preserve">Tempat/tanggal lahir : $TPT_LAHIR_CALON, $TGL_LAHIR_CALON</w:t>
+        <w:t xml:space="preserve">Tempat/tanggal lahir : ${TPT_LAHIR_CALON}, ${TGL_LAHIR_CALON}</w:t>
       </w:r>
     </w:p>
     <w:p>
@@ -1361,7 +1361,7 @@
         </w:numPr>
       </w:pPr>
       <w:r>
-        <w:t xml:space="preserve">Warganegara : $WARGA_NEGARA_CALON</w:t>
+        <w:t xml:space="preserve">Warganegara : ${WARGA_NEGARA_CALON}</w:t>
       </w:r>
     </w:p>
     <w:p>
@@ -1372,7 +1372,7 @@
         </w:numPr>
       </w:pPr>
       <w:r>
-        <w:t xml:space="preserve">Agama : $AGAMA_CALON</w:t>
+        <w:t xml:space="preserve">Agama : ${AGAMA_CALON}</w:t>
       </w:r>
     </w:p>
     <w:p>
@@ -1383,7 +1383,7 @@
         </w:numPr>
       </w:pPr>
       <w:r>
-        <w:t xml:space="preserve">Pekerjaan : $KERJA_CALON</w:t>
+        <w:t xml:space="preserve">Pekerjaan : ${KERJA_CALON}</w:t>
       </w:r>
     </w:p>
     <w:p>
@@ -1394,7 +1394,7 @@
         </w:numPr>
       </w:pPr>
       <w:r>
-        <w:t xml:space="preserve">Tempat tinggal : $ALAMAT_CALON</w:t>
+        <w:t xml:space="preserve">Tempat tinggal : ${ALAMAT_CALON}</w:t>
       </w:r>
     </w:p>
     <w:p>
@@ -1440,7 +1440,7 @@
               <w:pStyle w:val="FirstParagraph"/>
             </w:pPr>
             <w:r>
-              <w:t xml:space="preserve">$NAMA_DES, $TGL_SURAT</w:t>
+              <w:t xml:space="preserve">${NAMA_DES}, ${TGL_SURAT}</w:t>
             </w:r>
           </w:p>
           <w:p>
@@ -1448,7 +1448,7 @@
               <w:pStyle w:val="BodyText"/>
             </w:pPr>
             <w:r>
-              <w:t xml:space="preserve">$JABATAN,</w:t>
+              <w:t xml:space="preserve">${JABATAN},</w:t>
             </w:r>
           </w:p>
           <w:p>
@@ -1456,7 +1456,7 @@
               <w:pStyle w:val="BodyText"/>
             </w:pPr>
             <w:r>
-              <w:t xml:space="preserve">$NAMA_PAMONG</w:t>
+              <w:t xml:space="preserve">${NAMA_PAMONG}</w:t>
             </w:r>
           </w:p>
           <w:p>
@@ -1464,7 +1464,7 @@
               <w:pStyle w:val="BodyText"/>
             </w:pPr>
             <w:r>
-              <w:t xml:space="preserve">$NIP_PAMONG</w:t>
+              <w:t xml:space="preserve">${NIP_PAMONG}</w:t>
             </w:r>
           </w:p>
         </w:tc>
